--- a/files/Samanwaya_Ghosh.docx
+++ b/files/Samanwaya_Ghosh.docx
@@ -24,9 +24,11 @@
         <w:ind w:right="2044"/>
         <w:jc w:val="center"/>
         <w:rPr>
-          <w:color w:val="0000FF"/>
+          <w:rFonts w:ascii="Times New Roman" w:eastAsia="Times New Roman" w:hAnsi="Times New Roman" w:cs="Times New Roman"/>
+          <w:color w:val="0000FF" w:themeColor="hyperlink"/>
           <w:sz w:val="20"/>
           <w:szCs w:val="20"/>
+          <w:u w:val="single"/>
         </w:rPr>
       </w:pPr>
       <w:r>
@@ -175,6 +177,54 @@
             <w:szCs w:val="20"/>
           </w:rPr>
           <w:t>samanwayaghosh938@gmail.com</w:t>
+        </w:r>
+      </w:hyperlink>
+      <w:r>
+        <w:rPr>
+          <w:rStyle w:val="Hyperlink"/>
+          <w:rFonts w:ascii="Times New Roman" w:eastAsia="Times New Roman" w:hAnsi="Times New Roman" w:cs="Times New Roman"/>
+          <w:sz w:val="20"/>
+          <w:szCs w:val="20"/>
+          <w:u w:val="none"/>
+        </w:rPr>
+        <w:t xml:space="preserve">    </w:t>
+      </w:r>
+      <w:hyperlink r:id="rId9" w:history="1">
+        <w:r>
+          <w:rPr>
+            <w:rStyle w:val="Hyperlink"/>
+            <w:rFonts w:ascii="Times New Roman" w:eastAsia="Times New Roman" w:hAnsi="Times New Roman" w:cs="Times New Roman"/>
+            <w:sz w:val="20"/>
+            <w:szCs w:val="20"/>
+          </w:rPr>
+          <w:t>Port</w:t>
+        </w:r>
+        <w:r>
+          <w:rPr>
+            <w:rStyle w:val="Hyperlink"/>
+            <w:rFonts w:ascii="Times New Roman" w:eastAsia="Times New Roman" w:hAnsi="Times New Roman" w:cs="Times New Roman"/>
+            <w:sz w:val="20"/>
+            <w:szCs w:val="20"/>
+          </w:rPr>
+          <w:t>f</w:t>
+        </w:r>
+        <w:r>
+          <w:rPr>
+            <w:rStyle w:val="Hyperlink"/>
+            <w:rFonts w:ascii="Times New Roman" w:eastAsia="Times New Roman" w:hAnsi="Times New Roman" w:cs="Times New Roman"/>
+            <w:sz w:val="20"/>
+            <w:szCs w:val="20"/>
+          </w:rPr>
+          <w:t>o</w:t>
+        </w:r>
+        <w:r>
+          <w:rPr>
+            <w:rStyle w:val="Hyperlink"/>
+            <w:rFonts w:ascii="Times New Roman" w:eastAsia="Times New Roman" w:hAnsi="Times New Roman" w:cs="Times New Roman"/>
+            <w:sz w:val="20"/>
+            <w:szCs w:val="20"/>
+          </w:rPr>
+          <w:t>lio</w:t>
         </w:r>
       </w:hyperlink>
     </w:p>
@@ -388,7 +438,21 @@
         <w:rPr>
           <w:rFonts w:ascii="Cambria" w:hAnsi="Cambria"/>
         </w:rPr>
-        <w:t>Python, Pandas, Numpy, SQL, MySQL</w:t>
+        <w:t xml:space="preserve">Python, Pandas, </w:t>
+      </w:r>
+      <w:proofErr w:type="spellStart"/>
+      <w:r>
+        <w:rPr>
+          <w:rFonts w:ascii="Cambria" w:hAnsi="Cambria"/>
+        </w:rPr>
+        <w:t>Numpy</w:t>
+      </w:r>
+      <w:proofErr w:type="spellEnd"/>
+      <w:r>
+        <w:rPr>
+          <w:rFonts w:ascii="Cambria" w:hAnsi="Cambria"/>
+        </w:rPr>
+        <w:t>, SQL, MySQL</w:t>
       </w:r>
     </w:p>
     <w:p>
@@ -920,6 +984,7 @@
           <w:b/>
         </w:rPr>
       </w:pPr>
+      <w:proofErr w:type="spellStart"/>
       <w:r>
         <w:rPr>
           <w:rFonts w:asciiTheme="majorHAnsi" w:hAnsiTheme="majorHAnsi"/>
@@ -927,7 +992,17 @@
           <w:sz w:val="24"/>
           <w:szCs w:val="24"/>
         </w:rPr>
-        <w:t>Indusind Bank</w:t>
+        <w:t>Indusind</w:t>
+      </w:r>
+      <w:proofErr w:type="spellEnd"/>
+      <w:r>
+        <w:rPr>
+          <w:rFonts w:asciiTheme="majorHAnsi" w:hAnsiTheme="majorHAnsi"/>
+          <w:b/>
+          <w:sz w:val="24"/>
+          <w:szCs w:val="24"/>
+        </w:rPr>
+        <w:t xml:space="preserve"> Bank</w:t>
       </w:r>
       <w:r>
         <w:rPr>
@@ -1787,289 +1862,6 @@
         </w:rPr>
         <w:t xml:space="preserve">                                                                                   </w:t>
       </w:r>
-      <w:hyperlink r:id="rId9" w:history="1">
-        <w:r>
-          <w:rPr>
-            <w:rStyle w:val="Hyperlink"/>
-            <w:rFonts w:asciiTheme="majorHAnsi" w:hAnsiTheme="majorHAnsi"/>
-            <w:i/>
-            <w:sz w:val="20"/>
-            <w:szCs w:val="20"/>
-          </w:rPr>
-          <w:t>Project Link</w:t>
-        </w:r>
-      </w:hyperlink>
-    </w:p>
-    <w:p>
-      <w:pPr>
-        <w:tabs>
-          <w:tab w:val="left" w:pos="596"/>
-        </w:tabs>
-        <w:spacing w:line="235" w:lineRule="auto"/>
-        <w:ind w:right="954"/>
-        <w:rPr>
-          <w:rFonts w:ascii="Cambria" w:hAnsi="Cambria"/>
-        </w:rPr>
-      </w:pPr>
-      <w:r>
-        <w:rPr>
-          <w:rFonts w:ascii="Cambria" w:hAnsi="Cambria"/>
-        </w:rPr>
-        <w:t xml:space="preserve">For Mitron Bank, I led the launch of a new credit card line by analyzing </w:t>
-      </w:r>
-      <w:r>
-        <w:rPr>
-          <w:rFonts w:ascii="Cambria" w:hAnsi="Cambria"/>
-          <w:b/>
-          <w:bCs/>
-        </w:rPr>
-        <w:t>4,000 customer profiles</w:t>
-      </w:r>
-      <w:r>
-        <w:rPr>
-          <w:rFonts w:ascii="Cambria" w:hAnsi="Cambria"/>
-        </w:rPr>
-        <w:t xml:space="preserve"> across </w:t>
-      </w:r>
-      <w:r>
-        <w:rPr>
-          <w:rFonts w:ascii="Cambria" w:hAnsi="Cambria"/>
-          <w:b/>
-          <w:bCs/>
-        </w:rPr>
-        <w:t>5 major cities</w:t>
-      </w:r>
-      <w:r>
-        <w:rPr>
-          <w:rFonts w:ascii="Cambria" w:hAnsi="Cambria"/>
-        </w:rPr>
-        <w:t xml:space="preserve">, focusing on online spending trends. I developed </w:t>
-      </w:r>
-      <w:r>
-        <w:rPr>
-          <w:rFonts w:ascii="Cambria" w:hAnsi="Cambria"/>
-          <w:b/>
-          <w:bCs/>
-        </w:rPr>
-        <w:t>10+ KPIs</w:t>
-      </w:r>
-      <w:r>
-        <w:rPr>
-          <w:rFonts w:ascii="Cambria" w:hAnsi="Cambria"/>
-        </w:rPr>
-        <w:t xml:space="preserve"> and </w:t>
-      </w:r>
-      <w:r>
-        <w:rPr>
-          <w:rFonts w:ascii="Cambria" w:hAnsi="Cambria"/>
-          <w:b/>
-          <w:bCs/>
-        </w:rPr>
-        <w:t>1</w:t>
-      </w:r>
-      <w:r>
-        <w:rPr>
-          <w:rFonts w:ascii="Cambria" w:hAnsi="Cambria"/>
-          <w:b/>
-          <w:bCs/>
-        </w:rPr>
-        <w:t>0+ visual reports</w:t>
-      </w:r>
-      <w:r>
-        <w:rPr>
-          <w:rFonts w:ascii="Cambria" w:hAnsi="Cambria"/>
-        </w:rPr>
-        <w:t xml:space="preserve"> in Power BI, providing insights that supported top management's strategic decisions. A real-time dashboard I designed improved data accessibility, reducing reporting time by </w:t>
-      </w:r>
-      <w:r>
-        <w:rPr>
-          <w:rFonts w:ascii="Cambria" w:hAnsi="Cambria"/>
-          <w:b/>
-          <w:bCs/>
-        </w:rPr>
-        <w:t>30%</w:t>
-      </w:r>
-      <w:r>
-        <w:rPr>
-          <w:rFonts w:ascii="Cambria" w:hAnsi="Cambria"/>
-        </w:rPr>
-        <w:t xml:space="preserve"> and accelerating decision-making by </w:t>
-      </w:r>
-      <w:r>
-        <w:rPr>
-          <w:rFonts w:ascii="Cambria" w:hAnsi="Cambria"/>
-          <w:b/>
-          <w:bCs/>
-        </w:rPr>
-        <w:t>20%</w:t>
-      </w:r>
-      <w:r>
-        <w:rPr>
-          <w:rFonts w:ascii="Cambria" w:hAnsi="Cambria"/>
-        </w:rPr>
-        <w:t xml:space="preserve">. My analysis identified </w:t>
-      </w:r>
-      <w:r>
-        <w:rPr>
-          <w:rFonts w:ascii="Cambria" w:hAnsi="Cambria"/>
-          <w:b/>
-          <w:bCs/>
-        </w:rPr>
-        <w:t>5 key customer needs</w:t>
-      </w:r>
-      <w:r>
-        <w:rPr>
-          <w:rFonts w:ascii="Cambria" w:hAnsi="Cambria"/>
-        </w:rPr>
-        <w:t xml:space="preserve"> and </w:t>
-      </w:r>
-      <w:r>
-        <w:rPr>
-          <w:rFonts w:ascii="Cambria" w:hAnsi="Cambria"/>
-          <w:b/>
-          <w:bCs/>
-        </w:rPr>
-        <w:t>3 emerging market trends</w:t>
-      </w:r>
-      <w:r>
-        <w:rPr>
-          <w:rFonts w:ascii="Cambria" w:hAnsi="Cambria"/>
-        </w:rPr>
-        <w:t xml:space="preserve">, which were integral to shaping the product strategy, driving a projected </w:t>
-      </w:r>
-      <w:r>
-        <w:rPr>
-          <w:rFonts w:ascii="Cambria" w:hAnsi="Cambria"/>
-          <w:b/>
-          <w:bCs/>
-        </w:rPr>
-        <w:t>15% revenue increase</w:t>
-      </w:r>
-      <w:r>
-        <w:rPr>
-          <w:rFonts w:ascii="Cambria" w:hAnsi="Cambria"/>
-        </w:rPr>
-        <w:t xml:space="preserve"> from the new credit card line.</w:t>
-      </w:r>
-    </w:p>
-    <w:p>
-      <w:pPr>
-        <w:tabs>
-          <w:tab w:val="left" w:pos="596"/>
-        </w:tabs>
-        <w:spacing w:line="235" w:lineRule="auto"/>
-        <w:ind w:right="954"/>
-        <w:rPr>
-          <w:rFonts w:asciiTheme="majorHAnsi" w:hAnsiTheme="majorHAnsi"/>
-          <w:b/>
-          <w:bCs/>
-        </w:rPr>
-      </w:pPr>
-    </w:p>
-    <w:p>
-      <w:pPr>
-        <w:tabs>
-          <w:tab w:val="left" w:pos="596"/>
-        </w:tabs>
-        <w:spacing w:line="235" w:lineRule="auto"/>
-        <w:ind w:right="954"/>
-        <w:rPr>
-          <w:rFonts w:asciiTheme="majorHAnsi" w:hAnsiTheme="majorHAnsi"/>
-          <w:b/>
-          <w:bCs/>
-        </w:rPr>
-      </w:pPr>
-    </w:p>
-    <w:p>
-      <w:pPr>
-        <w:tabs>
-          <w:tab w:val="left" w:pos="596"/>
-        </w:tabs>
-        <w:spacing w:line="235" w:lineRule="auto"/>
-        <w:ind w:right="954"/>
-        <w:rPr>
-          <w:rFonts w:asciiTheme="majorHAnsi" w:hAnsiTheme="majorHAnsi"/>
-          <w:b/>
-          <w:bCs/>
-        </w:rPr>
-      </w:pPr>
-    </w:p>
-    <w:p>
-      <w:pPr>
-        <w:tabs>
-          <w:tab w:val="left" w:pos="596"/>
-        </w:tabs>
-        <w:spacing w:line="235" w:lineRule="auto"/>
-        <w:ind w:right="954"/>
-        <w:rPr>
-          <w:rFonts w:asciiTheme="majorHAnsi" w:hAnsiTheme="majorHAnsi"/>
-          <w:b/>
-          <w:bCs/>
-        </w:rPr>
-      </w:pPr>
-    </w:p>
-    <w:p>
-      <w:pPr>
-        <w:tabs>
-          <w:tab w:val="left" w:pos="596"/>
-        </w:tabs>
-        <w:spacing w:line="235" w:lineRule="auto"/>
-        <w:ind w:right="954"/>
-        <w:rPr>
-          <w:rFonts w:asciiTheme="majorHAnsi" w:hAnsiTheme="majorHAnsi"/>
-          <w:i/>
-          <w:sz w:val="20"/>
-          <w:szCs w:val="20"/>
-        </w:rPr>
-      </w:pPr>
-      <w:r>
-        <w:rPr>
-          <w:rFonts w:asciiTheme="majorHAnsi" w:hAnsiTheme="majorHAnsi"/>
-          <w:b/>
-          <w:bCs/>
-          <w:sz w:val="24"/>
-          <w:szCs w:val="24"/>
-        </w:rPr>
-        <w:t>Improving Delivery Service Levels for AtliQ Mart:</w:t>
-      </w:r>
-      <w:r>
-        <w:rPr>
-          <w:rFonts w:asciiTheme="majorHAnsi" w:hAnsiTheme="majorHAnsi"/>
-          <w:sz w:val="24"/>
-          <w:szCs w:val="24"/>
-        </w:rPr>
-        <w:t xml:space="preserve">  </w:t>
-      </w:r>
-      <w:r>
-        <w:rPr>
-          <w:rFonts w:asciiTheme="majorHAnsi" w:hAnsiTheme="majorHAnsi"/>
-          <w:sz w:val="24"/>
-          <w:szCs w:val="24"/>
-        </w:rPr>
-        <w:t xml:space="preserve">                                    </w:t>
-      </w:r>
-      <w:r>
-        <w:rPr>
-          <w:rFonts w:asciiTheme="majorHAnsi" w:hAnsiTheme="majorHAnsi"/>
-          <w:sz w:val="24"/>
-          <w:szCs w:val="24"/>
-        </w:rPr>
-        <w:t xml:space="preserve">  </w:t>
-      </w:r>
-      <w:r>
-        <w:rPr>
-          <w:rFonts w:asciiTheme="majorHAnsi" w:hAnsiTheme="majorHAnsi"/>
-          <w:sz w:val="24"/>
-          <w:szCs w:val="24"/>
-        </w:rPr>
-        <w:t xml:space="preserve">                          </w:t>
-      </w:r>
-      <w:r>
-        <w:t xml:space="preserve">  </w:t>
-      </w:r>
-      <w:r>
-        <w:t xml:space="preserve">     </w:t>
-      </w:r>
       <w:hyperlink r:id="rId10" w:history="1">
         <w:r>
           <w:rPr>
@@ -2092,47 +1884,147 @@
         <w:ind w:right="954"/>
         <w:rPr>
           <w:rFonts w:ascii="Cambria" w:hAnsi="Cambria"/>
-          <w:iCs/>
         </w:rPr>
       </w:pPr>
       <w:r>
         <w:rPr>
           <w:rFonts w:ascii="Cambria" w:hAnsi="Cambria"/>
-          <w:iCs/>
-        </w:rPr>
-        <w:t xml:space="preserve">Enhanced OTIF delivery service levels by analyzing daily delivery data across 3 cities (100+ delivery points), developing key metrics and creating a self-explanatory Power BI dashboard for real-time KPI monitoring. Identified opportunities to improve service by </w:t>
+        </w:rPr>
+        <w:t xml:space="preserve">For Mitron Bank, I led the launch of a new credit card line by analyzing </w:t>
       </w:r>
       <w:r>
         <w:rPr>
           <w:rFonts w:ascii="Cambria" w:hAnsi="Cambria"/>
           <w:b/>
           <w:bCs/>
-          <w:iCs/>
-        </w:rPr>
-        <w:t>15%, resulting in a 20% reduction</w:t>
+        </w:rPr>
+        <w:t>4,000 customer profiles</w:t>
       </w:r>
       <w:r>
         <w:rPr>
           <w:rFonts w:ascii="Cambria" w:hAnsi="Cambria"/>
-          <w:iCs/>
-        </w:rPr>
-        <w:t xml:space="preserve"> in delivery issues and supporting </w:t>
+        </w:rPr>
+        <w:t xml:space="preserve"> across </w:t>
       </w:r>
       <w:r>
         <w:rPr>
           <w:rFonts w:ascii="Cambria" w:hAnsi="Cambria"/>
           <w:b/>
           <w:bCs/>
-          <w:iCs/>
-        </w:rPr>
-        <w:t>5% growth</w:t>
+        </w:rPr>
+        <w:t>5 major cities</w:t>
       </w:r>
       <w:r>
         <w:rPr>
           <w:rFonts w:ascii="Cambria" w:hAnsi="Cambria"/>
-          <w:iCs/>
-        </w:rPr>
-        <w:t xml:space="preserve"> in service reliability in new markets, directly aiding strategic expansion and response to customer concerns.</w:t>
+        </w:rPr>
+        <w:t xml:space="preserve">, focusing on online spending trends. I developed </w:t>
+      </w:r>
+      <w:r>
+        <w:rPr>
+          <w:rFonts w:ascii="Cambria" w:hAnsi="Cambria"/>
+          <w:b/>
+          <w:bCs/>
+        </w:rPr>
+        <w:t>10+ KPIs</w:t>
+      </w:r>
+      <w:r>
+        <w:rPr>
+          <w:rFonts w:ascii="Cambria" w:hAnsi="Cambria"/>
+        </w:rPr>
+        <w:t xml:space="preserve"> and </w:t>
+      </w:r>
+      <w:r>
+        <w:rPr>
+          <w:rFonts w:ascii="Cambria" w:hAnsi="Cambria"/>
+          <w:b/>
+          <w:bCs/>
+        </w:rPr>
+        <w:t>1</w:t>
+      </w:r>
+      <w:r>
+        <w:rPr>
+          <w:rFonts w:ascii="Cambria" w:hAnsi="Cambria"/>
+          <w:b/>
+          <w:bCs/>
+        </w:rPr>
+        <w:t>0+ visual reports</w:t>
+      </w:r>
+      <w:r>
+        <w:rPr>
+          <w:rFonts w:ascii="Cambria" w:hAnsi="Cambria"/>
+        </w:rPr>
+        <w:t xml:space="preserve"> in Power BI, providing insights that supported top management's strategic decisions. A real-time dashboard I designed improved data accessibility, reducing reporting time by </w:t>
+      </w:r>
+      <w:r>
+        <w:rPr>
+          <w:rFonts w:ascii="Cambria" w:hAnsi="Cambria"/>
+          <w:b/>
+          <w:bCs/>
+        </w:rPr>
+        <w:t>30%</w:t>
+      </w:r>
+      <w:r>
+        <w:rPr>
+          <w:rFonts w:ascii="Cambria" w:hAnsi="Cambria"/>
+        </w:rPr>
+        <w:t xml:space="preserve"> and accelerating decision-making by </w:t>
+      </w:r>
+      <w:r>
+        <w:rPr>
+          <w:rFonts w:ascii="Cambria" w:hAnsi="Cambria"/>
+          <w:b/>
+          <w:bCs/>
+        </w:rPr>
+        <w:t>20%</w:t>
+      </w:r>
+      <w:r>
+        <w:rPr>
+          <w:rFonts w:ascii="Cambria" w:hAnsi="Cambria"/>
+        </w:rPr>
+        <w:t xml:space="preserve">. My analysis identified </w:t>
+      </w:r>
+      <w:r>
+        <w:rPr>
+          <w:rFonts w:ascii="Cambria" w:hAnsi="Cambria"/>
+          <w:b/>
+          <w:bCs/>
+        </w:rPr>
+        <w:t>5 key customer needs</w:t>
+      </w:r>
+      <w:r>
+        <w:rPr>
+          <w:rFonts w:ascii="Cambria" w:hAnsi="Cambria"/>
+        </w:rPr>
+        <w:t xml:space="preserve"> and </w:t>
+      </w:r>
+      <w:r>
+        <w:rPr>
+          <w:rFonts w:ascii="Cambria" w:hAnsi="Cambria"/>
+          <w:b/>
+          <w:bCs/>
+        </w:rPr>
+        <w:t>3 emerging market trends</w:t>
+      </w:r>
+      <w:r>
+        <w:rPr>
+          <w:rFonts w:ascii="Cambria" w:hAnsi="Cambria"/>
+        </w:rPr>
+        <w:t xml:space="preserve">, which were integral to shaping the product strategy, driving a projected </w:t>
+      </w:r>
+      <w:r>
+        <w:rPr>
+          <w:rFonts w:ascii="Cambria" w:hAnsi="Cambria"/>
+          <w:b/>
+          <w:bCs/>
+        </w:rPr>
+        <w:t>15% revenue increase</w:t>
+      </w:r>
+      <w:r>
+        <w:rPr>
+          <w:rFonts w:ascii="Cambria" w:hAnsi="Cambria"/>
+        </w:rPr>
+        <w:t xml:space="preserve"> from the new credit card line.</w:t>
       </w:r>
     </w:p>
     <w:p>
@@ -2144,7 +2036,8 @@
         <w:ind w:right="954"/>
         <w:rPr>
           <w:rFonts w:asciiTheme="majorHAnsi" w:hAnsiTheme="majorHAnsi"/>
-          <w:iCs/>
+          <w:b/>
+          <w:bCs/>
         </w:rPr>
       </w:pPr>
     </w:p>
@@ -2157,7 +2050,36 @@
         <w:ind w:right="954"/>
         <w:rPr>
           <w:rFonts w:asciiTheme="majorHAnsi" w:hAnsiTheme="majorHAnsi"/>
-          <w:lang w:val="en-IN"/>
+          <w:b/>
+          <w:bCs/>
+        </w:rPr>
+      </w:pPr>
+    </w:p>
+    <w:p>
+      <w:pPr>
+        <w:tabs>
+          <w:tab w:val="left" w:pos="596"/>
+        </w:tabs>
+        <w:spacing w:line="235" w:lineRule="auto"/>
+        <w:ind w:right="954"/>
+        <w:rPr>
+          <w:rFonts w:asciiTheme="majorHAnsi" w:hAnsiTheme="majorHAnsi"/>
+          <w:b/>
+          <w:bCs/>
+        </w:rPr>
+      </w:pPr>
+    </w:p>
+    <w:p>
+      <w:pPr>
+        <w:tabs>
+          <w:tab w:val="left" w:pos="596"/>
+        </w:tabs>
+        <w:spacing w:line="235" w:lineRule="auto"/>
+        <w:ind w:right="954"/>
+        <w:rPr>
+          <w:rFonts w:asciiTheme="majorHAnsi" w:hAnsiTheme="majorHAnsi"/>
+          <w:b/>
+          <w:bCs/>
         </w:rPr>
       </w:pPr>
     </w:p>
@@ -2183,24 +2105,243 @@
           <w:sz w:val="24"/>
           <w:szCs w:val="24"/>
         </w:rPr>
-        <w:t>Dashboard Creation for Atliq Hardwares:</w:t>
-      </w:r>
-      <w:r>
-        <w:rPr>
-          <w:rFonts w:asciiTheme="majorHAnsi" w:hAnsiTheme="majorHAnsi"/>
+        <w:t xml:space="preserve">Improving Delivery Service Levels for </w:t>
+      </w:r>
+      <w:proofErr w:type="spellStart"/>
+      <w:r>
+        <w:rPr>
+          <w:rFonts w:asciiTheme="majorHAnsi" w:hAnsiTheme="majorHAnsi"/>
+          <w:b/>
+          <w:bCs/>
           <w:sz w:val="24"/>
           <w:szCs w:val="24"/>
         </w:rPr>
-        <w:t xml:space="preserve">  </w:t>
-      </w:r>
-      <w:r>
-        <w:rPr>
-          <w:rFonts w:asciiTheme="majorHAnsi" w:hAnsiTheme="majorHAnsi"/>
+        <w:t>AtliQ</w:t>
+      </w:r>
+      <w:proofErr w:type="spellEnd"/>
+      <w:r>
+        <w:rPr>
+          <w:rFonts w:asciiTheme="majorHAnsi" w:hAnsiTheme="majorHAnsi"/>
+          <w:b/>
+          <w:bCs/>
           <w:sz w:val="24"/>
           <w:szCs w:val="24"/>
         </w:rPr>
+        <w:t xml:space="preserve"> Mart:</w:t>
+      </w:r>
+      <w:r>
+        <w:rPr>
+          <w:rFonts w:asciiTheme="majorHAnsi" w:hAnsiTheme="majorHAnsi"/>
+          <w:sz w:val="24"/>
+          <w:szCs w:val="24"/>
+        </w:rPr>
+        <w:t xml:space="preserve">  </w:t>
+      </w:r>
+      <w:r>
+        <w:rPr>
+          <w:rFonts w:asciiTheme="majorHAnsi" w:hAnsiTheme="majorHAnsi"/>
+          <w:sz w:val="24"/>
+          <w:szCs w:val="24"/>
+        </w:rPr>
+        <w:t xml:space="preserve">                                    </w:t>
+      </w:r>
+      <w:r>
+        <w:rPr>
+          <w:rFonts w:asciiTheme="majorHAnsi" w:hAnsiTheme="majorHAnsi"/>
+          <w:sz w:val="24"/>
+          <w:szCs w:val="24"/>
+        </w:rPr>
+        <w:t xml:space="preserve">  </w:t>
+      </w:r>
+      <w:r>
+        <w:rPr>
+          <w:rFonts w:asciiTheme="majorHAnsi" w:hAnsiTheme="majorHAnsi"/>
+          <w:sz w:val="24"/>
+          <w:szCs w:val="24"/>
+        </w:rPr>
+        <w:t xml:space="preserve">                          </w:t>
+      </w:r>
+      <w:r>
+        <w:t xml:space="preserve">  </w:t>
+      </w:r>
+      <w:r>
         <w:t xml:space="preserve">     </w:t>
       </w:r>
+      <w:hyperlink r:id="rId11" w:history="1">
+        <w:r>
+          <w:rPr>
+            <w:rStyle w:val="Hyperlink"/>
+            <w:rFonts w:asciiTheme="majorHAnsi" w:hAnsiTheme="majorHAnsi"/>
+            <w:i/>
+            <w:sz w:val="20"/>
+            <w:szCs w:val="20"/>
+          </w:rPr>
+          <w:t>Project Link</w:t>
+        </w:r>
+      </w:hyperlink>
+    </w:p>
+    <w:p>
+      <w:pPr>
+        <w:tabs>
+          <w:tab w:val="left" w:pos="596"/>
+        </w:tabs>
+        <w:spacing w:line="235" w:lineRule="auto"/>
+        <w:ind w:right="954"/>
+        <w:rPr>
+          <w:rFonts w:ascii="Cambria" w:hAnsi="Cambria"/>
+          <w:iCs/>
+        </w:rPr>
+      </w:pPr>
+      <w:r>
+        <w:rPr>
+          <w:rFonts w:ascii="Cambria" w:hAnsi="Cambria"/>
+          <w:iCs/>
+        </w:rPr>
+        <w:t xml:space="preserve">Enhanced OTIF delivery service levels by analyzing daily delivery data across 3 cities (100+ delivery points), developing key metrics and creating a self-explanatory Power BI dashboard for real-time KPI monitoring. Identified opportunities to improve service by </w:t>
+      </w:r>
+      <w:r>
+        <w:rPr>
+          <w:rFonts w:ascii="Cambria" w:hAnsi="Cambria"/>
+          <w:b/>
+          <w:bCs/>
+          <w:iCs/>
+        </w:rPr>
+        <w:t>15%, resulting in a 20% reduction</w:t>
+      </w:r>
+      <w:r>
+        <w:rPr>
+          <w:rFonts w:ascii="Cambria" w:hAnsi="Cambria"/>
+          <w:iCs/>
+        </w:rPr>
+        <w:t xml:space="preserve"> in delivery issues and supporting </w:t>
+      </w:r>
+      <w:r>
+        <w:rPr>
+          <w:rFonts w:ascii="Cambria" w:hAnsi="Cambria"/>
+          <w:b/>
+          <w:bCs/>
+          <w:iCs/>
+        </w:rPr>
+        <w:t>5% growth</w:t>
+      </w:r>
+      <w:r>
+        <w:rPr>
+          <w:rFonts w:ascii="Cambria" w:hAnsi="Cambria"/>
+          <w:iCs/>
+        </w:rPr>
+        <w:t xml:space="preserve"> in service reliability in new markets, directly aiding strategic expansion and response to customer concerns.</w:t>
+      </w:r>
+    </w:p>
+    <w:p>
+      <w:pPr>
+        <w:tabs>
+          <w:tab w:val="left" w:pos="596"/>
+        </w:tabs>
+        <w:spacing w:line="235" w:lineRule="auto"/>
+        <w:ind w:right="954"/>
+        <w:rPr>
+          <w:rFonts w:asciiTheme="majorHAnsi" w:hAnsiTheme="majorHAnsi"/>
+          <w:iCs/>
+        </w:rPr>
+      </w:pPr>
+    </w:p>
+    <w:p>
+      <w:pPr>
+        <w:tabs>
+          <w:tab w:val="left" w:pos="596"/>
+        </w:tabs>
+        <w:spacing w:line="235" w:lineRule="auto"/>
+        <w:ind w:right="954"/>
+        <w:rPr>
+          <w:rFonts w:asciiTheme="majorHAnsi" w:hAnsiTheme="majorHAnsi"/>
+          <w:lang w:val="en-IN"/>
+        </w:rPr>
+      </w:pPr>
+    </w:p>
+    <w:p>
+      <w:pPr>
+        <w:tabs>
+          <w:tab w:val="left" w:pos="596"/>
+        </w:tabs>
+        <w:spacing w:line="235" w:lineRule="auto"/>
+        <w:ind w:right="954"/>
+        <w:rPr>
+          <w:rFonts w:asciiTheme="majorHAnsi" w:hAnsiTheme="majorHAnsi"/>
+          <w:i/>
+          <w:sz w:val="20"/>
+          <w:szCs w:val="20"/>
+        </w:rPr>
+      </w:pPr>
+      <w:r>
+        <w:rPr>
+          <w:rFonts w:asciiTheme="majorHAnsi" w:hAnsiTheme="majorHAnsi"/>
+          <w:b/>
+          <w:bCs/>
+          <w:sz w:val="24"/>
+          <w:szCs w:val="24"/>
+        </w:rPr>
+        <w:t xml:space="preserve">Dashboard Creation for </w:t>
+      </w:r>
+      <w:proofErr w:type="spellStart"/>
+      <w:r>
+        <w:rPr>
+          <w:rFonts w:asciiTheme="majorHAnsi" w:hAnsiTheme="majorHAnsi"/>
+          <w:b/>
+          <w:bCs/>
+          <w:sz w:val="24"/>
+          <w:szCs w:val="24"/>
+        </w:rPr>
+        <w:t>Atliq</w:t>
+      </w:r>
+      <w:proofErr w:type="spellEnd"/>
+      <w:r>
+        <w:rPr>
+          <w:rFonts w:asciiTheme="majorHAnsi" w:hAnsiTheme="majorHAnsi"/>
+          <w:b/>
+          <w:bCs/>
+          <w:sz w:val="24"/>
+          <w:szCs w:val="24"/>
+        </w:rPr>
+        <w:t xml:space="preserve"> </w:t>
+      </w:r>
+      <w:proofErr w:type="spellStart"/>
+      <w:r>
+        <w:rPr>
+          <w:rFonts w:asciiTheme="majorHAnsi" w:hAnsiTheme="majorHAnsi"/>
+          <w:b/>
+          <w:bCs/>
+          <w:sz w:val="24"/>
+          <w:szCs w:val="24"/>
+        </w:rPr>
+        <w:t>Hardwares</w:t>
+      </w:r>
+      <w:proofErr w:type="spellEnd"/>
+      <w:r>
+        <w:rPr>
+          <w:rFonts w:asciiTheme="majorHAnsi" w:hAnsiTheme="majorHAnsi"/>
+          <w:b/>
+          <w:bCs/>
+          <w:sz w:val="24"/>
+          <w:szCs w:val="24"/>
+        </w:rPr>
+        <w:t>:</w:t>
+      </w:r>
+      <w:r>
+        <w:rPr>
+          <w:rFonts w:asciiTheme="majorHAnsi" w:hAnsiTheme="majorHAnsi"/>
+          <w:sz w:val="24"/>
+          <w:szCs w:val="24"/>
+        </w:rPr>
+        <w:t xml:space="preserve">  </w:t>
+      </w:r>
+      <w:r>
+        <w:rPr>
+          <w:rFonts w:asciiTheme="majorHAnsi" w:hAnsiTheme="majorHAnsi"/>
+          <w:sz w:val="24"/>
+          <w:szCs w:val="24"/>
+        </w:rPr>
+        <w:t xml:space="preserve">     </w:t>
+      </w:r>
       <w:r>
         <w:rPr>
           <w:rFonts w:asciiTheme="majorHAnsi" w:hAnsiTheme="majorHAnsi"/>
@@ -2231,7 +2372,7 @@
         </w:rPr>
         <w:t xml:space="preserve">     </w:t>
       </w:r>
-      <w:hyperlink r:id="rId11" w:history="1">
+      <w:hyperlink r:id="rId12" w:history="1">
         <w:r>
           <w:rPr>
             <w:rStyle w:val="Hyperlink"/>
@@ -2525,6 +2666,8 @@
           <w:b/>
         </w:rPr>
       </w:pPr>
+      <w:proofErr w:type="spellStart"/>
+      <w:proofErr w:type="gramStart"/>
       <w:r>
         <w:rPr>
           <w:rFonts w:asciiTheme="majorHAnsi" w:hAnsiTheme="majorHAnsi"/>
@@ -2532,7 +2675,18 @@
           <w:sz w:val="24"/>
           <w:szCs w:val="24"/>
         </w:rPr>
-        <w:t xml:space="preserve">B.Tech                                                                                                                                                       </w:t>
+        <w:t>B.Tech</w:t>
+      </w:r>
+      <w:proofErr w:type="spellEnd"/>
+      <w:proofErr w:type="gramEnd"/>
+      <w:r>
+        <w:rPr>
+          <w:rFonts w:asciiTheme="majorHAnsi" w:hAnsiTheme="majorHAnsi"/>
+          <w:b/>
+          <w:sz w:val="24"/>
+          <w:szCs w:val="24"/>
+        </w:rPr>
+        <w:t xml:space="preserve">                                                                                                                                                       </w:t>
       </w:r>
       <w:r>
         <w:rPr>
